--- a/golden/uart/docs/word/11-UART 收发器可编程逻辑器件软件可行性和风险分析报告.docx
+++ b/golden/uart/docs/word/11-UART 收发器可编程逻辑器件软件可行性和风险分析报告.docx
@@ -45,7 +45,7 @@
             <w:r/>
             <w:r>
               <w:rPr>
-                <w:rFonts w:ascii="FangSong_GB2312" w:hAnsi="FangSong_GB2312" w:eastAsia="FangSong_GB2312" w:cs="FangSong_GB2312"/>
+                <w:rFonts w:ascii="Songti SC" w:hAnsi="Songti SC" w:eastAsia="Songti SC" w:cs="Songti SC"/>
                 <w:b/>
                 <w:sz w:val="18"/>
               </w:rPr>
@@ -72,7 +72,7 @@
             <w:r/>
             <w:r>
               <w:rPr>
-                <w:rFonts w:ascii="FangSong_GB2312" w:hAnsi="FangSong_GB2312" w:eastAsia="FangSong_GB2312" w:cs="FangSong_GB2312"/>
+                <w:rFonts w:ascii="Songti SC" w:hAnsi="Songti SC" w:eastAsia="Songti SC" w:cs="Songti SC"/>
                 <w:b/>
                 <w:sz w:val="18"/>
               </w:rPr>
@@ -100,7 +100,7 @@
             <w:r/>
             <w:r>
               <w:rPr>
-                <w:rFonts w:ascii="FangSong_GB2312" w:hAnsi="FangSong_GB2312" w:eastAsia="FangSong_GB2312" w:cs="FangSong_GB2312"/>
+                <w:rFonts w:ascii="Songti SC" w:hAnsi="Songti SC" w:eastAsia="Songti SC" w:cs="Songti SC"/>
                 <w:b w:val="0"/>
                 <w:sz w:val="18"/>
               </w:rPr>
@@ -126,11 +126,11 @@
             <w:r/>
             <w:r>
               <w:rPr>
-                <w:rFonts w:ascii="FangSong_GB2312" w:hAnsi="FangSong_GB2312" w:eastAsia="FangSong_GB2312" w:cs="FangSong_GB2312"/>
+                <w:rFonts w:ascii="Songti SC" w:hAnsi="Songti SC" w:eastAsia="Songti SC" w:cs="Songti SC"/>
                 <w:b w:val="0"/>
                 <w:sz w:val="18"/>
               </w:rPr>
-              <w:t>UART-DOC-011 / v2.3 candidate</w:t>
+              <w:t>UART-DOC-011 / v2.5 candidate</w:t>
             </w:r>
           </w:p>
         </w:tc>
@@ -154,7 +154,7 @@
             <w:r/>
             <w:r>
               <w:rPr>
-                <w:rFonts w:ascii="FangSong_GB2312" w:hAnsi="FangSong_GB2312" w:eastAsia="FangSong_GB2312" w:cs="FangSong_GB2312"/>
+                <w:rFonts w:ascii="Songti SC" w:hAnsi="Songti SC" w:eastAsia="Songti SC" w:cs="Songti SC"/>
                 <w:b w:val="0"/>
                 <w:sz w:val="18"/>
               </w:rPr>
@@ -180,7 +180,7 @@
             <w:r/>
             <w:r>
               <w:rPr>
-                <w:rFonts w:ascii="FangSong_GB2312" w:hAnsi="FangSong_GB2312" w:eastAsia="FangSong_GB2312" w:cs="FangSong_GB2312"/>
+                <w:rFonts w:ascii="Songti SC" w:hAnsi="Songti SC" w:eastAsia="Songti SC" w:cs="Songti SC"/>
                 <w:b w:val="0"/>
                 <w:sz w:val="18"/>
               </w:rPr>
@@ -208,7 +208,7 @@
             <w:r/>
             <w:r>
               <w:rPr>
-                <w:rFonts w:ascii="FangSong_GB2312" w:hAnsi="FangSong_GB2312" w:eastAsia="FangSong_GB2312" w:cs="FangSong_GB2312"/>
+                <w:rFonts w:ascii="Songti SC" w:hAnsi="Songti SC" w:eastAsia="Songti SC" w:cs="Songti SC"/>
                 <w:b w:val="0"/>
                 <w:sz w:val="18"/>
               </w:rPr>
@@ -234,11 +234,11 @@
             <w:r/>
             <w:r>
               <w:rPr>
-                <w:rFonts w:ascii="FangSong_GB2312" w:hAnsi="FangSong_GB2312" w:eastAsia="FangSong_GB2312" w:cs="FangSong_GB2312"/>
+                <w:rFonts w:ascii="Songti SC" w:hAnsi="Songti SC" w:eastAsia="Songti SC" w:cs="Songti SC"/>
                 <w:b w:val="0"/>
                 <w:sz w:val="18"/>
               </w:rPr>
-              <w:t>2026-08-27</w:t>
+              <w:t>2026-08-28</w:t>
             </w:r>
           </w:p>
         </w:tc>
@@ -262,7 +262,7 @@
             <w:r/>
             <w:r>
               <w:rPr>
-                <w:rFonts w:ascii="FangSong_GB2312" w:hAnsi="FangSong_GB2312" w:eastAsia="FangSong_GB2312" w:cs="FangSong_GB2312"/>
+                <w:rFonts w:ascii="Songti SC" w:hAnsi="Songti SC" w:eastAsia="Songti SC" w:cs="Songti SC"/>
                 <w:b w:val="0"/>
                 <w:sz w:val="18"/>
               </w:rPr>
@@ -288,7 +288,7 @@
             <w:r/>
             <w:r>
               <w:rPr>
-                <w:rFonts w:ascii="FangSong_GB2312" w:hAnsi="FangSong_GB2312" w:eastAsia="FangSong_GB2312" w:cs="FangSong_GB2312"/>
+                <w:rFonts w:ascii="Songti SC" w:hAnsi="Songti SC" w:eastAsia="Songti SC" w:cs="Songti SC"/>
                 <w:b w:val="0"/>
                 <w:sz w:val="18"/>
               </w:rPr>
@@ -316,7 +316,7 @@
             <w:r/>
             <w:r>
               <w:rPr>
-                <w:rFonts w:ascii="FangSong_GB2312" w:hAnsi="FangSong_GB2312" w:eastAsia="FangSong_GB2312" w:cs="FangSong_GB2312"/>
+                <w:rFonts w:ascii="Songti SC" w:hAnsi="Songti SC" w:eastAsia="Songti SC" w:cs="Songti SC"/>
                 <w:b w:val="0"/>
                 <w:sz w:val="18"/>
               </w:rPr>
@@ -342,7 +342,7 @@
             <w:r/>
             <w:r>
               <w:rPr>
-                <w:rFonts w:ascii="FangSong_GB2312" w:hAnsi="FangSong_GB2312" w:eastAsia="FangSong_GB2312" w:cs="FangSong_GB2312"/>
+                <w:rFonts w:ascii="Songti SC" w:hAnsi="Songti SC" w:eastAsia="Songti SC" w:cs="Songti SC"/>
                 <w:b w:val="0"/>
                 <w:sz w:val="18"/>
               </w:rPr>
@@ -370,7 +370,7 @@
             <w:r/>
             <w:r>
               <w:rPr>
-                <w:rFonts w:ascii="FangSong_GB2312" w:hAnsi="FangSong_GB2312" w:eastAsia="FangSong_GB2312" w:cs="FangSong_GB2312"/>
+                <w:rFonts w:ascii="Songti SC" w:hAnsi="Songti SC" w:eastAsia="Songti SC" w:cs="Songti SC"/>
                 <w:b w:val="0"/>
                 <w:sz w:val="18"/>
               </w:rPr>
@@ -396,7 +396,7 @@
             <w:r/>
             <w:r>
               <w:rPr>
-                <w:rFonts w:ascii="FangSong_GB2312" w:hAnsi="FangSong_GB2312" w:eastAsia="FangSong_GB2312" w:cs="FangSong_GB2312"/>
+                <w:rFonts w:ascii="Songti SC" w:hAnsi="Songti SC" w:eastAsia="Songti SC" w:cs="Songti SC"/>
                 <w:b w:val="0"/>
                 <w:sz w:val="18"/>
               </w:rPr>
@@ -424,7 +424,7 @@
             <w:r/>
             <w:r>
               <w:rPr>
-                <w:rFonts w:ascii="FangSong_GB2312" w:hAnsi="FangSong_GB2312" w:eastAsia="FangSong_GB2312" w:cs="FangSong_GB2312"/>
+                <w:rFonts w:ascii="Songti SC" w:hAnsi="Songti SC" w:eastAsia="Songti SC" w:cs="Songti SC"/>
                 <w:b w:val="0"/>
                 <w:sz w:val="18"/>
               </w:rPr>
@@ -450,7 +450,7 @@
             <w:r/>
             <w:r>
               <w:rPr>
-                <w:rFonts w:ascii="FangSong_GB2312" w:hAnsi="FangSong_GB2312" w:eastAsia="FangSong_GB2312" w:cs="FangSong_GB2312"/>
+                <w:rFonts w:ascii="Songti SC" w:hAnsi="Songti SC" w:eastAsia="Songti SC" w:cs="Songti SC"/>
                 <w:b w:val="0"/>
                 <w:sz w:val="18"/>
               </w:rPr>
@@ -478,7 +478,7 @@
             <w:r/>
             <w:r>
               <w:rPr>
-                <w:rFonts w:ascii="FangSong_GB2312" w:hAnsi="FangSong_GB2312" w:eastAsia="FangSong_GB2312" w:cs="FangSong_GB2312"/>
+                <w:rFonts w:ascii="Songti SC" w:hAnsi="Songti SC" w:eastAsia="Songti SC" w:cs="Songti SC"/>
                 <w:b w:val="0"/>
                 <w:sz w:val="18"/>
               </w:rPr>
@@ -504,7 +504,7 @@
             <w:r/>
             <w:r>
               <w:rPr>
-                <w:rFonts w:ascii="FangSong_GB2312" w:hAnsi="FangSong_GB2312" w:eastAsia="FangSong_GB2312" w:cs="FangSong_GB2312"/>
+                <w:rFonts w:ascii="Songti SC" w:hAnsi="Songti SC" w:eastAsia="Songti SC" w:cs="Songti SC"/>
                 <w:b w:val="0"/>
                 <w:sz w:val="18"/>
               </w:rPr>
@@ -569,7 +569,7 @@
             <w:r/>
             <w:r>
               <w:rPr>
-                <w:rFonts w:ascii="FangSong_GB2312" w:hAnsi="FangSong_GB2312" w:eastAsia="FangSong_GB2312" w:cs="FangSong_GB2312"/>
+                <w:rFonts w:ascii="Songti SC" w:hAnsi="Songti SC" w:eastAsia="Songti SC" w:cs="Songti SC"/>
                 <w:b/>
                 <w:sz w:val="18"/>
               </w:rPr>
@@ -596,7 +596,7 @@
             <w:r/>
             <w:r>
               <w:rPr>
-                <w:rFonts w:ascii="FangSong_GB2312" w:hAnsi="FangSong_GB2312" w:eastAsia="FangSong_GB2312" w:cs="FangSong_GB2312"/>
+                <w:rFonts w:ascii="Songti SC" w:hAnsi="Songti SC" w:eastAsia="Songti SC" w:cs="Songti SC"/>
                 <w:b/>
                 <w:sz w:val="18"/>
               </w:rPr>
@@ -623,7 +623,7 @@
             <w:r/>
             <w:r>
               <w:rPr>
-                <w:rFonts w:ascii="FangSong_GB2312" w:hAnsi="FangSong_GB2312" w:eastAsia="FangSong_GB2312" w:cs="FangSong_GB2312"/>
+                <w:rFonts w:ascii="Songti SC" w:hAnsi="Songti SC" w:eastAsia="Songti SC" w:cs="Songti SC"/>
                 <w:b/>
                 <w:sz w:val="18"/>
               </w:rPr>
@@ -650,7 +650,7 @@
             <w:r/>
             <w:r>
               <w:rPr>
-                <w:rFonts w:ascii="FangSong_GB2312" w:hAnsi="FangSong_GB2312" w:eastAsia="FangSong_GB2312" w:cs="FangSong_GB2312"/>
+                <w:rFonts w:ascii="Songti SC" w:hAnsi="Songti SC" w:eastAsia="Songti SC" w:cs="Songti SC"/>
                 <w:b/>
                 <w:sz w:val="18"/>
               </w:rPr>
@@ -678,11 +678,11 @@
             <w:r/>
             <w:r>
               <w:rPr>
-                <w:rFonts w:ascii="FangSong_GB2312" w:hAnsi="FangSong_GB2312" w:eastAsia="FangSong_GB2312" w:cs="FangSong_GB2312"/>
+                <w:rFonts w:ascii="Songti SC" w:hAnsi="Songti SC" w:eastAsia="Songti SC" w:cs="Songti SC"/>
                 <w:b w:val="0"/>
                 <w:sz w:val="18"/>
               </w:rPr>
-              <w:t>v2.3 candidate</w:t>
+              <w:t>v2.5 candidate</w:t>
             </w:r>
           </w:p>
         </w:tc>
@@ -704,11 +704,11 @@
             <w:r/>
             <w:r>
               <w:rPr>
-                <w:rFonts w:ascii="FangSong_GB2312" w:hAnsi="FangSong_GB2312" w:eastAsia="FangSong_GB2312" w:cs="FangSong_GB2312"/>
+                <w:rFonts w:ascii="Songti SC" w:hAnsi="Songti SC" w:eastAsia="Songti SC" w:cs="Songti SC"/>
                 <w:b w:val="0"/>
                 <w:sz w:val="18"/>
               </w:rPr>
-              <w:t>2026-08-27</w:t>
+              <w:t>2026-08-28</w:t>
             </w:r>
           </w:p>
         </w:tc>
@@ -730,7 +730,7 @@
             <w:r/>
             <w:r>
               <w:rPr>
-                <w:rFonts w:ascii="FangSong_GB2312" w:hAnsi="FangSong_GB2312" w:eastAsia="FangSong_GB2312" w:cs="FangSong_GB2312"/>
+                <w:rFonts w:ascii="Songti SC" w:hAnsi="Songti SC" w:eastAsia="Songti SC" w:cs="Songti SC"/>
                 <w:b w:val="0"/>
                 <w:sz w:val="18"/>
               </w:rPr>
@@ -756,7 +756,7 @@
             <w:r/>
             <w:r>
               <w:rPr>
-                <w:rFonts w:ascii="FangSong_GB2312" w:hAnsi="FangSong_GB2312" w:eastAsia="FangSong_GB2312" w:cs="FangSong_GB2312"/>
+                <w:rFonts w:ascii="Songti SC" w:hAnsi="Songti SC" w:eastAsia="Songti SC" w:cs="Songti SC"/>
                 <w:b w:val="0"/>
                 <w:sz w:val="18"/>
               </w:rPr>
@@ -794,7 +794,7 @@
       </w:pPr>
       <w:r>
         <w:rPr>
-          <w:rFonts w:ascii="FangSong_GB2312" w:hAnsi="FangSong_GB2312" w:eastAsia="FangSong_GB2312" w:cs="FangSong_GB2312"/>
+          <w:rFonts w:ascii="Songti SC" w:hAnsi="Songti SC" w:eastAsia="Songti SC" w:cs="Songti SC"/>
           <w:b w:val="0"/>
           <w:sz w:val="22"/>
         </w:rPr>
@@ -811,7 +811,7 @@
       </w:pPr>
       <w:r>
         <w:rPr>
-          <w:rFonts w:ascii="FangSong_GB2312" w:hAnsi="FangSong_GB2312" w:eastAsia="FangSong_GB2312" w:cs="FangSong_GB2312"/>
+          <w:rFonts w:ascii="Songti SC" w:hAnsi="Songti SC" w:eastAsia="Songti SC" w:cs="Songti SC"/>
           <w:b w:val="0"/>
           <w:sz w:val="22"/>
         </w:rPr>
@@ -828,7 +828,7 @@
       </w:pPr>
       <w:r>
         <w:rPr>
-          <w:rFonts w:ascii="FangSong_GB2312" w:hAnsi="FangSong_GB2312" w:eastAsia="FangSong_GB2312" w:cs="FangSong_GB2312"/>
+          <w:rFonts w:ascii="Songti SC" w:hAnsi="Songti SC" w:eastAsia="Songti SC" w:cs="Songti SC"/>
           <w:b w:val="0"/>
           <w:sz w:val="22"/>
         </w:rPr>
@@ -845,7 +845,7 @@
       </w:pPr>
       <w:r>
         <w:rPr>
-          <w:rFonts w:ascii="FangSong_GB2312" w:hAnsi="FangSong_GB2312" w:eastAsia="FangSong_GB2312" w:cs="FangSong_GB2312"/>
+          <w:rFonts w:ascii="Songti SC" w:hAnsi="Songti SC" w:eastAsia="Songti SC" w:cs="Songti SC"/>
           <w:b w:val="0"/>
           <w:sz w:val="22"/>
         </w:rPr>
@@ -862,7 +862,7 @@
       </w:pPr>
       <w:r>
         <w:rPr>
-          <w:rFonts w:ascii="FangSong_GB2312" w:hAnsi="FangSong_GB2312" w:eastAsia="FangSong_GB2312" w:cs="FangSong_GB2312"/>
+          <w:rFonts w:ascii="Songti SC" w:hAnsi="Songti SC" w:eastAsia="Songti SC" w:cs="Songti SC"/>
           <w:b w:val="0"/>
           <w:sz w:val="22"/>
         </w:rPr>
@@ -879,7 +879,7 @@
       </w:pPr>
       <w:r>
         <w:rPr>
-          <w:rFonts w:ascii="FangSong_GB2312" w:hAnsi="FangSong_GB2312" w:eastAsia="FangSong_GB2312" w:cs="FangSong_GB2312"/>
+          <w:rFonts w:ascii="Songti SC" w:hAnsi="Songti SC" w:eastAsia="Songti SC" w:cs="Songti SC"/>
           <w:b w:val="0"/>
           <w:sz w:val="22"/>
         </w:rPr>
@@ -896,7 +896,7 @@
       </w:pPr>
       <w:r>
         <w:rPr>
-          <w:rFonts w:ascii="FangSong_GB2312" w:hAnsi="FangSong_GB2312" w:eastAsia="FangSong_GB2312" w:cs="FangSong_GB2312"/>
+          <w:rFonts w:ascii="Songti SC" w:hAnsi="Songti SC" w:eastAsia="Songti SC" w:cs="Songti SC"/>
           <w:b w:val="0"/>
           <w:sz w:val="22"/>
         </w:rPr>
@@ -922,11 +922,28 @@
       </w:pPr>
       <w:r>
         <w:rPr>
-          <w:rFonts w:ascii="FangSong_GB2312" w:hAnsi="FangSong_GB2312" w:eastAsia="FangSong_GB2312" w:cs="FangSong_GB2312"/>
+          <w:rFonts w:ascii="Songti SC" w:hAnsi="Songti SC" w:eastAsia="Songti SC" w:cs="Songti SC"/>
           <w:b w:val="0"/>
           <w:sz w:val="22"/>
         </w:rPr>
-        <w:t>本文档适用于 GOLDEN-UART 候选项目。用户已选定 AMD Xilinx Virtex-7 XC7VX690T、</w:t>
+        <w:t>本文档适用于 GOLDEN-UART 候选项目。目标平台已固定为 AMD/Xilinx VC709 Rev 1.0 候选板、</w:t>
+      </w:r>
+      <w:r>
+        <w:rPr>
+          <w:rFonts w:ascii="Courier New" w:hAnsi="Courier New" w:eastAsia="Courier New" w:cs="Courier New"/>
+          <w:b w:val="0"/>
+          <w:color w:val="1F3A5F"/>
+          <w:sz w:val="21"/>
+        </w:rPr>
+        <w:t>xc7vx690tffg1761-2</w:t>
+      </w:r>
+      <w:r>
+        <w:rPr>
+          <w:rFonts w:ascii="Songti SC" w:hAnsi="Songti SC" w:eastAsia="Songti SC" w:cs="Songti SC"/>
+          <w:b w:val="0"/>
+          <w:sz w:val="22"/>
+        </w:rPr>
+        <w:t>、</w:t>
       </w:r>
       <w:r>
         <w:rPr>
@@ -939,7 +956,7 @@
       </w:r>
       <w:r>
         <w:rPr>
-          <w:rFonts w:ascii="FangSong_GB2312" w:hAnsi="FangSong_GB2312" w:eastAsia="FangSong_GB2312" w:cs="FangSong_GB2312"/>
+          <w:rFonts w:ascii="Songti SC" w:hAnsi="Songti SC" w:eastAsia="Songti SC" w:cs="Songti SC"/>
           <w:b w:val="0"/>
           <w:sz w:val="22"/>
         </w:rPr>
@@ -956,11 +973,11 @@
       </w:r>
       <w:r>
         <w:rPr>
-          <w:rFonts w:ascii="FangSong_GB2312" w:hAnsi="FangSong_GB2312" w:eastAsia="FangSong_GB2312" w:cs="FangSong_GB2312"/>
+          <w:rFonts w:ascii="Songti SC" w:hAnsi="Songti SC" w:eastAsia="Songti SC" w:cs="Songti SC"/>
           <w:b w:val="0"/>
           <w:sz w:val="22"/>
         </w:rPr>
-        <w:t xml:space="preserve"> 板级包装、板载 USB-UART、100 MHz 核时钟、9600 bit/s 8N1 基线与 115200 bit/s 扩展回归。候选 Vivado part 为 </w:t>
+        <w:t xml:space="preserve"> 板级包装、200 MHz 差分板钟经 MMCM生成 100 MHz 核时钟，以及板载 CP2103 USB-UART。真实 Connector/Vivado 2021.1 已返回精确 part，9600 与 115200 两组 XSim、综合和停在码流前的实现均已通过 Mac→66 直连形成修订后 </w:t>
       </w:r>
       <w:r>
         <w:rPr>
@@ -969,32 +986,15 @@
           <w:color w:val="1F3A5F"/>
           <w:sz w:val="21"/>
         </w:rPr>
-        <w:t>xc7vx690tffg1761-2</w:t>
+        <w:t>DIFF_SSTL15</w:t>
       </w:r>
       <w:r>
         <w:rPr>
-          <w:rFonts w:ascii="FangSong_GB2312" w:hAnsi="FangSong_GB2312" w:eastAsia="FangSong_GB2312" w:cs="FangSong_GB2312"/>
+          <w:rFonts w:ascii="Songti SC" w:hAnsi="Songti SC" w:eastAsia="Songti SC" w:cs="Songti SC"/>
           <w:b w:val="0"/>
           <w:sz w:val="22"/>
         </w:rPr>
-        <w:t xml:space="preserve">，但已知 worker-66/Vivado 2021.1 不包含它，新 Connector 尚未用 </w:t>
-      </w:r>
-      <w:r>
-        <w:rPr>
-          <w:rFonts w:ascii="Courier New" w:hAnsi="Courier New" w:eastAsia="Courier New" w:cs="Courier New"/>
-          <w:b w:val="0"/>
-          <w:color w:val="1F3A5F"/>
-          <w:sz w:val="21"/>
-        </w:rPr>
-        <w:t>get_parts -quiet xc7vx690t*</w:t>
-      </w:r>
-      <w:r>
-        <w:rPr>
-          <w:rFonts w:ascii="FangSong_GB2312" w:hAnsi="FangSong_GB2312" w:eastAsia="FangSong_GB2312" w:cs="FangSong_GB2312"/>
-          <w:b w:val="0"/>
-          <w:sz w:val="22"/>
-        </w:rPr>
-        <w:t xml:space="preserve"> 确认。</w:t>
+        <w:t xml:space="preserve"> exploratory/candidate 证据。</w:t>
       </w:r>
     </w:p>
     <w:p>
@@ -1041,7 +1041,7 @@
             <w:r/>
             <w:r>
               <w:rPr>
-                <w:rFonts w:ascii="FangSong_GB2312" w:hAnsi="FangSong_GB2312" w:eastAsia="FangSong_GB2312" w:cs="FangSong_GB2312"/>
+                <w:rFonts w:ascii="Songti SC" w:hAnsi="Songti SC" w:eastAsia="Songti SC" w:cs="Songti SC"/>
                 <w:b/>
                 <w:sz w:val="18"/>
               </w:rPr>
@@ -1068,7 +1068,7 @@
             <w:r/>
             <w:r>
               <w:rPr>
-                <w:rFonts w:ascii="FangSong_GB2312" w:hAnsi="FangSong_GB2312" w:eastAsia="FangSong_GB2312" w:cs="FangSong_GB2312"/>
+                <w:rFonts w:ascii="Songti SC" w:hAnsi="Songti SC" w:eastAsia="Songti SC" w:cs="Songti SC"/>
                 <w:b/>
                 <w:sz w:val="18"/>
               </w:rPr>
@@ -1095,7 +1095,7 @@
             <w:r/>
             <w:r>
               <w:rPr>
-                <w:rFonts w:ascii="FangSong_GB2312" w:hAnsi="FangSong_GB2312" w:eastAsia="FangSong_GB2312" w:cs="FangSong_GB2312"/>
+                <w:rFonts w:ascii="Songti SC" w:hAnsi="Songti SC" w:eastAsia="Songti SC" w:cs="Songti SC"/>
                 <w:b/>
                 <w:sz w:val="18"/>
               </w:rPr>
@@ -1123,7 +1123,247 @@
             <w:r/>
             <w:r>
               <w:rPr>
-                <w:rFonts w:ascii="FangSong_GB2312" w:hAnsi="FangSong_GB2312" w:eastAsia="FangSong_GB2312" w:cs="FangSong_GB2312"/>
+                <w:rFonts w:ascii="Songti SC" w:hAnsi="Songti SC" w:eastAsia="Songti SC" w:cs="Songti SC"/>
+                <w:b w:val="0"/>
+                <w:sz w:val="18"/>
+              </w:rPr>
+              <w:t>GB/T 11457-2006</w:t>
+            </w:r>
+          </w:p>
+        </w:tc>
+        <w:tc>
+          <w:tcPr>
+            <w:tcW w:type="dxa" w:w="3610"/>
+            <w:vAlign w:val="center"/>
+            <w:tcMar>
+              <w:top w:w="80" w:type="dxa"/>
+              <w:start w:w="120" w:type="dxa"/>
+              <w:bottom w:w="80" w:type="dxa"/>
+              <w:end w:w="120" w:type="dxa"/>
+            </w:tcMar>
+          </w:tcPr>
+          <w:p>
+            <w:pPr>
+              <w:spacing w:after="0"/>
+            </w:pPr>
+            <w:r/>
+            <w:r>
+              <w:rPr>
+                <w:rFonts w:ascii="Songti SC" w:hAnsi="Songti SC" w:eastAsia="Songti SC" w:cs="Songti SC"/>
+                <w:b w:val="0"/>
+                <w:sz w:val="18"/>
+              </w:rPr>
+              <w:t>软件工程术语</w:t>
+            </w:r>
+          </w:p>
+        </w:tc>
+        <w:tc>
+          <w:tcPr>
+            <w:tcW w:type="dxa" w:w="3610"/>
+            <w:vAlign w:val="center"/>
+            <w:tcMar>
+              <w:top w:w="80" w:type="dxa"/>
+              <w:start w:w="120" w:type="dxa"/>
+              <w:bottom w:w="80" w:type="dxa"/>
+              <w:end w:w="120" w:type="dxa"/>
+            </w:tcMar>
+          </w:tcPr>
+          <w:p>
+            <w:pPr>
+              <w:spacing w:after="0"/>
+            </w:pPr>
+            <w:r/>
+            <w:r>
+              <w:rPr>
+                <w:rFonts w:ascii="Songti SC" w:hAnsi="Songti SC" w:eastAsia="Songti SC" w:cs="Songti SC"/>
+                <w:b w:val="0"/>
+                <w:sz w:val="18"/>
+              </w:rPr>
+              <w:t>国家标准全文公开系统原始 PDF；受控性待审核</w:t>
+            </w:r>
+          </w:p>
+        </w:tc>
+      </w:tr>
+      <w:tr>
+        <w:tc>
+          <w:tcPr>
+            <w:tcW w:type="dxa" w:w="1805"/>
+            <w:vAlign w:val="center"/>
+            <w:tcMar>
+              <w:top w:w="80" w:type="dxa"/>
+              <w:start w:w="120" w:type="dxa"/>
+              <w:bottom w:w="80" w:type="dxa"/>
+              <w:end w:w="120" w:type="dxa"/>
+            </w:tcMar>
+          </w:tcPr>
+          <w:p>
+            <w:pPr>
+              <w:spacing w:after="0"/>
+            </w:pPr>
+            <w:r/>
+            <w:r>
+              <w:rPr>
+                <w:rFonts w:ascii="Songti SC" w:hAnsi="Songti SC" w:eastAsia="Songti SC" w:cs="Songti SC"/>
+                <w:b w:val="0"/>
+                <w:sz w:val="18"/>
+              </w:rPr>
+              <w:t>GJB 2786A-2009</w:t>
+            </w:r>
+          </w:p>
+        </w:tc>
+        <w:tc>
+          <w:tcPr>
+            <w:tcW w:type="dxa" w:w="3610"/>
+            <w:vAlign w:val="center"/>
+            <w:tcMar>
+              <w:top w:w="80" w:type="dxa"/>
+              <w:start w:w="120" w:type="dxa"/>
+              <w:bottom w:w="80" w:type="dxa"/>
+              <w:end w:w="120" w:type="dxa"/>
+            </w:tcMar>
+          </w:tcPr>
+          <w:p>
+            <w:pPr>
+              <w:spacing w:after="0"/>
+            </w:pPr>
+            <w:r/>
+            <w:r>
+              <w:rPr>
+                <w:rFonts w:ascii="Songti SC" w:hAnsi="Songti SC" w:eastAsia="Songti SC" w:cs="Songti SC"/>
+                <w:b w:val="0"/>
+                <w:sz w:val="18"/>
+              </w:rPr>
+              <w:t>军用软件开发通用要求</w:t>
+            </w:r>
+          </w:p>
+        </w:tc>
+        <w:tc>
+          <w:tcPr>
+            <w:tcW w:type="dxa" w:w="3610"/>
+            <w:vAlign w:val="center"/>
+            <w:tcMar>
+              <w:top w:w="80" w:type="dxa"/>
+              <w:start w:w="120" w:type="dxa"/>
+              <w:bottom w:w="80" w:type="dxa"/>
+              <w:end w:w="120" w:type="dxa"/>
+            </w:tcMar>
+          </w:tcPr>
+          <w:p>
+            <w:pPr>
+              <w:spacing w:after="0"/>
+            </w:pPr>
+            <w:r/>
+            <w:r>
+              <w:rPr>
+                <w:rFonts w:ascii="Songti SC" w:hAnsi="Songti SC" w:eastAsia="Songti SC" w:cs="Songti SC"/>
+                <w:b w:val="0"/>
+                <w:sz w:val="18"/>
+              </w:rPr>
+              <w:t>仓库完整重建件及用户副本交叉核对；受控性待审核</w:t>
+            </w:r>
+          </w:p>
+        </w:tc>
+      </w:tr>
+      <w:tr>
+        <w:tc>
+          <w:tcPr>
+            <w:tcW w:type="dxa" w:w="1805"/>
+            <w:vAlign w:val="center"/>
+            <w:tcMar>
+              <w:top w:w="80" w:type="dxa"/>
+              <w:start w:w="120" w:type="dxa"/>
+              <w:bottom w:w="80" w:type="dxa"/>
+              <w:end w:w="120" w:type="dxa"/>
+            </w:tcMar>
+          </w:tcPr>
+          <w:p>
+            <w:pPr>
+              <w:spacing w:after="0"/>
+            </w:pPr>
+            <w:r/>
+            <w:r>
+              <w:rPr>
+                <w:rFonts w:ascii="Songti SC" w:hAnsi="Songti SC" w:eastAsia="Songti SC" w:cs="Songti SC"/>
+                <w:b w:val="0"/>
+                <w:sz w:val="18"/>
+              </w:rPr>
+              <w:t>GJB 5235-2004</w:t>
+            </w:r>
+          </w:p>
+        </w:tc>
+        <w:tc>
+          <w:tcPr>
+            <w:tcW w:type="dxa" w:w="3610"/>
+            <w:vAlign w:val="center"/>
+            <w:tcMar>
+              <w:top w:w="80" w:type="dxa"/>
+              <w:start w:w="120" w:type="dxa"/>
+              <w:bottom w:w="80" w:type="dxa"/>
+              <w:end w:w="120" w:type="dxa"/>
+            </w:tcMar>
+          </w:tcPr>
+          <w:p>
+            <w:pPr>
+              <w:spacing w:after="0"/>
+            </w:pPr>
+            <w:r/>
+            <w:r>
+              <w:rPr>
+                <w:rFonts w:ascii="Songti SC" w:hAnsi="Songti SC" w:eastAsia="Songti SC" w:cs="Songti SC"/>
+                <w:b w:val="0"/>
+                <w:sz w:val="18"/>
+              </w:rPr>
+              <w:t>军用软件配置管理</w:t>
+            </w:r>
+          </w:p>
+        </w:tc>
+        <w:tc>
+          <w:tcPr>
+            <w:tcW w:type="dxa" w:w="3610"/>
+            <w:vAlign w:val="center"/>
+            <w:tcMar>
+              <w:top w:w="80" w:type="dxa"/>
+              <w:start w:w="120" w:type="dxa"/>
+              <w:bottom w:w="80" w:type="dxa"/>
+              <w:end w:w="120" w:type="dxa"/>
+            </w:tcMar>
+          </w:tcPr>
+          <w:p>
+            <w:pPr>
+              <w:spacing w:after="0"/>
+            </w:pPr>
+            <w:r/>
+            <w:r>
+              <w:rPr>
+                <w:rFonts w:ascii="Songti SC" w:hAnsi="Songti SC" w:eastAsia="Songti SC" w:cs="Songti SC"/>
+                <w:b w:val="0"/>
+                <w:sz w:val="18"/>
+              </w:rPr>
+              <w:t>仓库完整重建件及用户副本交叉核对；受控性待审核</w:t>
+            </w:r>
+          </w:p>
+        </w:tc>
+      </w:tr>
+      <w:tr>
+        <w:tc>
+          <w:tcPr>
+            <w:tcW w:type="dxa" w:w="1805"/>
+            <w:vAlign w:val="center"/>
+            <w:tcMar>
+              <w:top w:w="80" w:type="dxa"/>
+              <w:start w:w="120" w:type="dxa"/>
+              <w:bottom w:w="80" w:type="dxa"/>
+              <w:end w:w="120" w:type="dxa"/>
+            </w:tcMar>
+          </w:tcPr>
+          <w:p>
+            <w:pPr>
+              <w:spacing w:after="0"/>
+            </w:pPr>
+            <w:r/>
+            <w:r>
+              <w:rPr>
+                <w:rFonts w:ascii="Songti SC" w:hAnsi="Songti SC" w:eastAsia="Songti SC" w:cs="Songti SC"/>
                 <w:b w:val="0"/>
                 <w:sz w:val="18"/>
               </w:rPr>
@@ -1149,7 +1389,7 @@
             <w:r/>
             <w:r>
               <w:rPr>
-                <w:rFonts w:ascii="FangSong_GB2312" w:hAnsi="FangSong_GB2312" w:eastAsia="FangSong_GB2312" w:cs="FangSong_GB2312"/>
+                <w:rFonts w:ascii="Songti SC" w:hAnsi="Songti SC" w:eastAsia="Songti SC" w:cs="Songti SC"/>
                 <w:b w:val="0"/>
                 <w:sz w:val="18"/>
               </w:rPr>
@@ -1175,7 +1415,7 @@
             <w:r/>
             <w:r>
               <w:rPr>
-                <w:rFonts w:ascii="FangSong_GB2312" w:hAnsi="FangSong_GB2312" w:eastAsia="FangSong_GB2312" w:cs="FangSong_GB2312"/>
+                <w:rFonts w:ascii="Songti SC" w:hAnsi="Songti SC" w:eastAsia="Songti SC" w:cs="Songti SC"/>
                 <w:b w:val="0"/>
                 <w:sz w:val="18"/>
               </w:rPr>
@@ -1203,7 +1443,7 @@
             <w:r/>
             <w:r>
               <w:rPr>
-                <w:rFonts w:ascii="FangSong_GB2312" w:hAnsi="FangSong_GB2312" w:eastAsia="FangSong_GB2312" w:cs="FangSong_GB2312"/>
+                <w:rFonts w:ascii="Songti SC" w:hAnsi="Songti SC" w:eastAsia="Songti SC" w:cs="Songti SC"/>
                 <w:b w:val="0"/>
                 <w:sz w:val="18"/>
               </w:rPr>
@@ -1229,7 +1469,7 @@
             <w:r/>
             <w:r>
               <w:rPr>
-                <w:rFonts w:ascii="FangSong_GB2312" w:hAnsi="FangSong_GB2312" w:eastAsia="FangSong_GB2312" w:cs="FangSong_GB2312"/>
+                <w:rFonts w:ascii="Songti SC" w:hAnsi="Songti SC" w:eastAsia="Songti SC" w:cs="Songti SC"/>
                 <w:b w:val="0"/>
                 <w:sz w:val="18"/>
               </w:rPr>
@@ -1255,7 +1495,7 @@
             <w:r/>
             <w:r>
               <w:rPr>
-                <w:rFonts w:ascii="FangSong_GB2312" w:hAnsi="FangSong_GB2312" w:eastAsia="FangSong_GB2312" w:cs="FangSong_GB2312"/>
+                <w:rFonts w:ascii="Songti SC" w:hAnsi="Songti SC" w:eastAsia="Songti SC" w:cs="Songti SC"/>
                 <w:b w:val="0"/>
                 <w:sz w:val="18"/>
               </w:rPr>
@@ -1283,7 +1523,7 @@
             <w:r/>
             <w:r>
               <w:rPr>
-                <w:rFonts w:ascii="FangSong_GB2312" w:hAnsi="FangSong_GB2312" w:eastAsia="FangSong_GB2312" w:cs="FangSong_GB2312"/>
+                <w:rFonts w:ascii="Songti SC" w:hAnsi="Songti SC" w:eastAsia="Songti SC" w:cs="Songti SC"/>
                 <w:b w:val="0"/>
                 <w:sz w:val="18"/>
               </w:rPr>
@@ -1309,7 +1549,7 @@
             <w:r/>
             <w:r>
               <w:rPr>
-                <w:rFonts w:ascii="FangSong_GB2312" w:hAnsi="FangSong_GB2312" w:eastAsia="FangSong_GB2312" w:cs="FangSong_GB2312"/>
+                <w:rFonts w:ascii="Songti SC" w:hAnsi="Songti SC" w:eastAsia="Songti SC" w:cs="Songti SC"/>
                 <w:b w:val="0"/>
                 <w:sz w:val="18"/>
               </w:rPr>
@@ -1335,7 +1575,7 @@
             <w:r/>
             <w:r>
               <w:rPr>
-                <w:rFonts w:ascii="FangSong_GB2312" w:hAnsi="FangSong_GB2312" w:eastAsia="FangSong_GB2312" w:cs="FangSong_GB2312"/>
+                <w:rFonts w:ascii="Songti SC" w:hAnsi="Songti SC" w:eastAsia="Songti SC" w:cs="Songti SC"/>
                 <w:b w:val="0"/>
                 <w:sz w:val="18"/>
               </w:rPr>
@@ -1363,7 +1603,7 @@
             <w:r/>
             <w:r>
               <w:rPr>
-                <w:rFonts w:ascii="FangSong_GB2312" w:hAnsi="FangSong_GB2312" w:eastAsia="FangSong_GB2312" w:cs="FangSong_GB2312"/>
+                <w:rFonts w:ascii="Songti SC" w:hAnsi="Songti SC" w:eastAsia="Songti SC" w:cs="Songti SC"/>
                 <w:b w:val="0"/>
                 <w:sz w:val="18"/>
               </w:rPr>
@@ -1389,7 +1629,7 @@
             <w:r/>
             <w:r>
               <w:rPr>
-                <w:rFonts w:ascii="FangSong_GB2312" w:hAnsi="FangSong_GB2312" w:eastAsia="FangSong_GB2312" w:cs="FangSong_GB2312"/>
+                <w:rFonts w:ascii="Songti SC" w:hAnsi="Songti SC" w:eastAsia="Songti SC" w:cs="Songti SC"/>
                 <w:b w:val="0"/>
                 <w:sz w:val="18"/>
               </w:rPr>
@@ -1415,7 +1655,7 @@
             <w:r/>
             <w:r>
               <w:rPr>
-                <w:rFonts w:ascii="FangSong_GB2312" w:hAnsi="FangSong_GB2312" w:eastAsia="FangSong_GB2312" w:cs="FangSong_GB2312"/>
+                <w:rFonts w:ascii="Songti SC" w:hAnsi="Songti SC" w:eastAsia="Songti SC" w:cs="Songti SC"/>
                 <w:b w:val="0"/>
                 <w:sz w:val="18"/>
               </w:rPr>
@@ -1443,7 +1683,87 @@
             <w:r/>
             <w:r>
               <w:rPr>
-                <w:rFonts w:ascii="FangSong_GB2312" w:hAnsi="FangSong_GB2312" w:eastAsia="FangSong_GB2312" w:cs="FangSong_GB2312"/>
+                <w:rFonts w:ascii="Songti SC" w:hAnsi="Songti SC" w:eastAsia="Songti SC" w:cs="Songti SC"/>
+                <w:b w:val="0"/>
+                <w:sz w:val="18"/>
+              </w:rPr>
+              <w:t>GB/T 8566-2022</w:t>
+            </w:r>
+          </w:p>
+        </w:tc>
+        <w:tc>
+          <w:tcPr>
+            <w:tcW w:type="dxa" w:w="3610"/>
+            <w:vAlign w:val="center"/>
+            <w:tcMar>
+              <w:top w:w="80" w:type="dxa"/>
+              <w:start w:w="120" w:type="dxa"/>
+              <w:bottom w:w="80" w:type="dxa"/>
+              <w:end w:w="120" w:type="dxa"/>
+            </w:tcMar>
+          </w:tcPr>
+          <w:p>
+            <w:pPr>
+              <w:spacing w:after="0"/>
+            </w:pPr>
+            <w:r/>
+            <w:r>
+              <w:rPr>
+                <w:rFonts w:ascii="Songti SC" w:hAnsi="Songti SC" w:eastAsia="Songti SC" w:cs="Songti SC"/>
+                <w:b w:val="0"/>
+                <w:sz w:val="18"/>
+              </w:rPr>
+              <w:t>系统与软件工程 软件生存周期过程</w:t>
+            </w:r>
+          </w:p>
+        </w:tc>
+        <w:tc>
+          <w:tcPr>
+            <w:tcW w:type="dxa" w:w="3610"/>
+            <w:vAlign w:val="center"/>
+            <w:tcMar>
+              <w:top w:w="80" w:type="dxa"/>
+              <w:start w:w="120" w:type="dxa"/>
+              <w:bottom w:w="80" w:type="dxa"/>
+              <w:end w:w="120" w:type="dxa"/>
+            </w:tcMar>
+          </w:tcPr>
+          <w:p>
+            <w:pPr>
+              <w:spacing w:after="0"/>
+            </w:pPr>
+            <w:r/>
+            <w:r>
+              <w:rPr>
+                <w:rFonts w:ascii="Songti SC" w:hAnsi="Songti SC" w:eastAsia="Songti SC" w:cs="Songti SC"/>
+                <w:b w:val="0"/>
+                <w:sz w:val="18"/>
+              </w:rPr>
+              <w:t>用户已定位原文；仓库尚未同步、哈希和版本复核</w:t>
+            </w:r>
+          </w:p>
+        </w:tc>
+      </w:tr>
+      <w:tr>
+        <w:tc>
+          <w:tcPr>
+            <w:tcW w:type="dxa" w:w="1805"/>
+            <w:vAlign w:val="center"/>
+            <w:tcMar>
+              <w:top w:w="80" w:type="dxa"/>
+              <w:start w:w="120" w:type="dxa"/>
+              <w:bottom w:w="80" w:type="dxa"/>
+              <w:end w:w="120" w:type="dxa"/>
+            </w:tcMar>
+          </w:tcPr>
+          <w:p>
+            <w:pPr>
+              <w:spacing w:after="0"/>
+            </w:pPr>
+            <w:r/>
+            <w:r>
+              <w:rPr>
+                <w:rFonts w:ascii="Songti SC" w:hAnsi="Songti SC" w:eastAsia="Songti SC" w:cs="Songti SC"/>
                 <w:b w:val="0"/>
                 <w:sz w:val="18"/>
               </w:rPr>
@@ -1469,7 +1789,7 @@
             <w:r/>
             <w:r>
               <w:rPr>
-                <w:rFonts w:ascii="FangSong_GB2312" w:hAnsi="FangSong_GB2312" w:eastAsia="FangSong_GB2312" w:cs="FangSong_GB2312"/>
+                <w:rFonts w:ascii="Songti SC" w:hAnsi="Songti SC" w:eastAsia="Songti SC" w:cs="Songti SC"/>
                 <w:b w:val="0"/>
                 <w:sz w:val="18"/>
               </w:rPr>
@@ -1495,11 +1815,11 @@
             <w:r/>
             <w:r>
               <w:rPr>
-                <w:rFonts w:ascii="FangSong_GB2312" w:hAnsi="FangSong_GB2312" w:eastAsia="FangSong_GB2312" w:cs="FangSong_GB2312"/>
+                <w:rFonts w:ascii="Songti SC" w:hAnsi="Songti SC" w:eastAsia="Songti SC" w:cs="Songti SC"/>
                 <w:b w:val="0"/>
                 <w:sz w:val="18"/>
               </w:rPr>
-              <w:t>v2.3 candidate</w:t>
+              <w:t>v2.5 candidate</w:t>
             </w:r>
           </w:p>
         </w:tc>
@@ -1524,11 +1844,11 @@
       </w:pPr>
       <w:r>
         <w:rPr>
-          <w:rFonts w:ascii="FangSong_GB2312" w:hAnsi="FangSong_GB2312" w:eastAsia="FangSong_GB2312" w:cs="FangSong_GB2312"/>
+          <w:rFonts w:ascii="Songti SC" w:hAnsi="Songti SC" w:eastAsia="Songti SC" w:cs="Songti SC"/>
           <w:b w:val="0"/>
           <w:sz w:val="22"/>
         </w:rPr>
-        <w:t>已知功能只需小规模 UART RTL，逻辑资源可行性风险低；器件安装、供货、功耗、温压、辐照和板级电气事实仍未闭合。</w:t>
+        <w:t>UART 只需小规模 RTL。VC709 候选板级输入、精确 part、仿真、综合、布局布线、CDC、DRC 和 STA 已形成探索性证据；供货、功耗、温压、辐照和实物确认仍未闭合。</w:t>
       </w:r>
     </w:p>
     <w:p>
@@ -1575,7 +1895,7 @@
             <w:r/>
             <w:r>
               <w:rPr>
-                <w:rFonts w:ascii="FangSong_GB2312" w:hAnsi="FangSong_GB2312" w:eastAsia="FangSong_GB2312" w:cs="FangSong_GB2312"/>
+                <w:rFonts w:ascii="Songti SC" w:hAnsi="Songti SC" w:eastAsia="Songti SC" w:cs="Songti SC"/>
                 <w:b/>
                 <w:sz w:val="18"/>
               </w:rPr>
@@ -1602,7 +1922,7 @@
             <w:r/>
             <w:r>
               <w:rPr>
-                <w:rFonts w:ascii="FangSong_GB2312" w:hAnsi="FangSong_GB2312" w:eastAsia="FangSong_GB2312" w:cs="FangSong_GB2312"/>
+                <w:rFonts w:ascii="Songti SC" w:hAnsi="Songti SC" w:eastAsia="Songti SC" w:cs="Songti SC"/>
                 <w:b/>
                 <w:sz w:val="18"/>
               </w:rPr>
@@ -1629,7 +1949,7 @@
             <w:r/>
             <w:r>
               <w:rPr>
-                <w:rFonts w:ascii="FangSong_GB2312" w:hAnsi="FangSong_GB2312" w:eastAsia="FangSong_GB2312" w:cs="FangSong_GB2312"/>
+                <w:rFonts w:ascii="Songti SC" w:hAnsi="Songti SC" w:eastAsia="Songti SC" w:cs="Songti SC"/>
                 <w:b/>
                 <w:sz w:val="18"/>
               </w:rPr>
@@ -1657,7 +1977,7 @@
             <w:r/>
             <w:r>
               <w:rPr>
-                <w:rFonts w:ascii="FangSong_GB2312" w:hAnsi="FangSong_GB2312" w:eastAsia="FangSong_GB2312" w:cs="FangSong_GB2312"/>
+                <w:rFonts w:ascii="Songti SC" w:hAnsi="Songti SC" w:eastAsia="Songti SC" w:cs="Songti SC"/>
                 <w:b w:val="0"/>
                 <w:sz w:val="18"/>
               </w:rPr>
@@ -1683,11 +2003,11 @@
             <w:r/>
             <w:r>
               <w:rPr>
-                <w:rFonts w:ascii="FangSong_GB2312" w:hAnsi="FangSong_GB2312" w:eastAsia="FangSong_GB2312" w:cs="FangSong_GB2312"/>
+                <w:rFonts w:ascii="Songti SC" w:hAnsi="Songti SC" w:eastAsia="Songti SC" w:cs="Songti SC"/>
                 <w:b w:val="0"/>
                 <w:sz w:val="18"/>
               </w:rPr>
-              <w:t>四个 RTL 模块与自检 TB</w:t>
+              <w:t>五个 RTL 模块与两种波特率自检 TB</w:t>
             </w:r>
           </w:p>
         </w:tc>
@@ -1709,11 +2029,11 @@
             <w:r/>
             <w:r>
               <w:rPr>
-                <w:rFonts w:ascii="FangSong_GB2312" w:hAnsi="FangSong_GB2312" w:eastAsia="FangSong_GB2312" w:cs="FangSong_GB2312"/>
+                <w:rFonts w:ascii="Songti SC" w:hAnsi="Songti SC" w:eastAsia="Songti SC" w:cs="Songti SC"/>
                 <w:b w:val="0"/>
                 <w:sz w:val="18"/>
               </w:rPr>
-              <w:t>核级可行</w:t>
+              <w:t>核级候选可行</w:t>
             </w:r>
           </w:p>
         </w:tc>
@@ -1737,7 +2057,7 @@
             <w:r/>
             <w:r>
               <w:rPr>
-                <w:rFonts w:ascii="FangSong_GB2312" w:hAnsi="FangSong_GB2312" w:eastAsia="FangSong_GB2312" w:cs="FangSong_GB2312"/>
+                <w:rFonts w:ascii="Songti SC" w:hAnsi="Songti SC" w:eastAsia="Songti SC" w:cs="Songti SC"/>
                 <w:b w:val="0"/>
                 <w:sz w:val="18"/>
               </w:rPr>
@@ -1763,11 +2083,11 @@
             <w:r/>
             <w:r>
               <w:rPr>
-                <w:rFonts w:ascii="FangSong_GB2312" w:hAnsi="FangSong_GB2312" w:eastAsia="FangSong_GB2312" w:cs="FangSong_GB2312"/>
+                <w:rFonts w:ascii="Songti SC" w:hAnsi="Songti SC" w:eastAsia="Songti SC" w:cs="Songti SC"/>
                 <w:b w:val="0"/>
                 <w:sz w:val="18"/>
               </w:rPr>
-              <w:t>历史 K70T 综合约 63 LUT/70 FF</w:t>
+              <w:t>690T 实现 55 LUT/62 FF、0 BRAM/DSP</w:t>
             </w:r>
           </w:p>
         </w:tc>
@@ -1789,11 +2109,11 @@
             <w:r/>
             <w:r>
               <w:rPr>
-                <w:rFonts w:ascii="FangSong_GB2312" w:hAnsi="FangSong_GB2312" w:eastAsia="FangSong_GB2312" w:cs="FangSong_GB2312"/>
+                <w:rFonts w:ascii="Songti SC" w:hAnsi="Songti SC" w:eastAsia="Songti SC" w:cs="Songti SC"/>
                 <w:b w:val="0"/>
                 <w:sz w:val="18"/>
               </w:rPr>
-              <w:t>仅支持规模量级，690T 须重跑</w:t>
+              <w:t>资源候选可行</w:t>
             </w:r>
           </w:p>
         </w:tc>
@@ -1817,7 +2137,7 @@
             <w:r/>
             <w:r>
               <w:rPr>
-                <w:rFonts w:ascii="FangSong_GB2312" w:hAnsi="FangSong_GB2312" w:eastAsia="FangSong_GB2312" w:cs="FangSong_GB2312"/>
+                <w:rFonts w:ascii="Songti SC" w:hAnsi="Songti SC" w:eastAsia="Songti SC" w:cs="Songti SC"/>
                 <w:b w:val="0"/>
                 <w:sz w:val="18"/>
               </w:rPr>
@@ -1843,11 +2163,20 @@
             <w:r/>
             <w:r>
               <w:rPr>
-                <w:rFonts w:ascii="FangSong_GB2312" w:hAnsi="FangSong_GB2312" w:eastAsia="FangSong_GB2312" w:cs="FangSong_GB2312"/>
+                <w:rFonts w:ascii="Songti SC" w:hAnsi="Songti SC" w:eastAsia="Songti SC" w:cs="Songti SC"/>
                 <w:b w:val="0"/>
                 <w:sz w:val="18"/>
               </w:rPr>
-              <w:t>候选 part 在 worker-66 不存在</w:t>
+              <w:t xml:space="preserve">Connector/Vivado 2021.1 精确返回并实现 </w:t>
+            </w:r>
+            <w:r>
+              <w:rPr>
+                <w:rFonts w:ascii="Courier New" w:hAnsi="Courier New" w:eastAsia="Courier New" w:cs="Courier New"/>
+                <w:b w:val="0"/>
+                <w:color w:val="1F3A5F"/>
+                <w:sz w:val="17"/>
+              </w:rPr>
+              <w:t>xc7vx690tffg1761-2</w:t>
             </w:r>
           </w:p>
         </w:tc>
@@ -1869,11 +2198,11 @@
             <w:r/>
             <w:r>
               <w:rPr>
-                <w:rFonts w:ascii="FangSong_GB2312" w:hAnsi="FangSong_GB2312" w:eastAsia="FangSong_GB2312" w:cs="FangSong_GB2312"/>
+                <w:rFonts w:ascii="Songti SC" w:hAnsi="Songti SC" w:eastAsia="Songti SC" w:cs="Songti SC"/>
                 <w:b w:val="0"/>
                 <w:sz w:val="18"/>
               </w:rPr>
-              <w:t>阻塞；需新 Connector profile</w:t>
+              <w:t>工具链候选可行</w:t>
             </w:r>
           </w:p>
         </w:tc>
@@ -1897,7 +2226,7 @@
             <w:r/>
             <w:r>
               <w:rPr>
-                <w:rFonts w:ascii="FangSong_GB2312" w:hAnsi="FangSong_GB2312" w:eastAsia="FangSong_GB2312" w:cs="FangSong_GB2312"/>
+                <w:rFonts w:ascii="Songti SC" w:hAnsi="Songti SC" w:eastAsia="Songti SC" w:cs="Songti SC"/>
                 <w:b w:val="0"/>
                 <w:sz w:val="18"/>
               </w:rPr>
@@ -1923,11 +2252,11 @@
             <w:r/>
             <w:r>
               <w:rPr>
-                <w:rFonts w:ascii="FangSong_GB2312" w:hAnsi="FangSong_GB2312" w:eastAsia="FangSong_GB2312" w:cs="FangSong_GB2312"/>
+                <w:rFonts w:ascii="Songti SC" w:hAnsi="Songti SC" w:eastAsia="Songti SC" w:cs="Songti SC"/>
                 <w:b w:val="0"/>
                 <w:sz w:val="18"/>
               </w:rPr>
-              <w:t>无原理图/Master XDC</w:t>
+              <w:t>UG887 v1.6 + 已入库 XTP213/Master XDC</w:t>
             </w:r>
           </w:p>
         </w:tc>
@@ -1949,11 +2278,11 @@
             <w:r/>
             <w:r>
               <w:rPr>
-                <w:rFonts w:ascii="FangSong_GB2312" w:hAnsi="FangSong_GB2312" w:eastAsia="FangSong_GB2312" w:cs="FangSong_GB2312"/>
+                <w:rFonts w:ascii="Songti SC" w:hAnsi="Songti SC" w:eastAsia="Songti SC" w:cs="Songti SC"/>
                 <w:b w:val="0"/>
                 <w:sz w:val="18"/>
               </w:rPr>
-              <w:t>阻塞</w:t>
+              <w:t>约束候选已交叉核对；实物复核待办</w:t>
             </w:r>
           </w:p>
         </w:tc>
@@ -1977,7 +2306,7 @@
             <w:r/>
             <w:r>
               <w:rPr>
-                <w:rFonts w:ascii="FangSong_GB2312" w:hAnsi="FangSong_GB2312" w:eastAsia="FangSong_GB2312" w:cs="FangSong_GB2312"/>
+                <w:rFonts w:ascii="Songti SC" w:hAnsi="Songti SC" w:eastAsia="Songti SC" w:cs="Songti SC"/>
                 <w:b w:val="0"/>
                 <w:sz w:val="18"/>
               </w:rPr>
@@ -2003,7 +2332,7 @@
             <w:r/>
             <w:r>
               <w:rPr>
-                <w:rFonts w:ascii="FangSong_GB2312" w:hAnsi="FangSong_GB2312" w:eastAsia="FangSong_GB2312" w:cs="FangSong_GB2312"/>
+                <w:rFonts w:ascii="Songti SC" w:hAnsi="Songti SC" w:eastAsia="Songti SC" w:cs="Songti SC"/>
                 <w:b w:val="0"/>
                 <w:sz w:val="18"/>
               </w:rPr>
@@ -2029,7 +2358,7 @@
             <w:r/>
             <w:r>
               <w:rPr>
-                <w:rFonts w:ascii="FangSong_GB2312" w:hAnsi="FangSong_GB2312" w:eastAsia="FangSong_GB2312" w:cs="FangSong_GB2312"/>
+                <w:rFonts w:ascii="Songti SC" w:hAnsi="Songti SC" w:eastAsia="Songti SC" w:cs="Songti SC"/>
                 <w:b w:val="0"/>
                 <w:sz w:val="18"/>
               </w:rPr>
@@ -2058,7 +2387,7 @@
       </w:pPr>
       <w:r>
         <w:rPr>
-          <w:rFonts w:ascii="FangSong_GB2312" w:hAnsi="FangSong_GB2312" w:eastAsia="FangSong_GB2312" w:cs="FangSong_GB2312"/>
+          <w:rFonts w:ascii="Songti SC" w:hAnsi="Songti SC" w:eastAsia="Songti SC" w:cs="Songti SC"/>
           <w:b w:val="0"/>
           <w:sz w:val="22"/>
         </w:rPr>
@@ -2079,7 +2408,7 @@
       </w:pPr>
       <w:r>
         <w:rPr>
-          <w:rFonts w:ascii="FangSong_GB2312" w:hAnsi="FangSong_GB2312" w:eastAsia="FangSong_GB2312" w:cs="FangSong_GB2312"/>
+          <w:rFonts w:ascii="Songti SC" w:hAnsi="Songti SC" w:eastAsia="Songti SC" w:cs="Songti SC"/>
           <w:b w:val="0"/>
           <w:sz w:val="22"/>
         </w:rPr>
@@ -2131,7 +2460,7 @@
             <w:r/>
             <w:r>
               <w:rPr>
-                <w:rFonts w:ascii="FangSong_GB2312" w:hAnsi="FangSong_GB2312" w:eastAsia="FangSong_GB2312" w:cs="FangSong_GB2312"/>
+                <w:rFonts w:ascii="Songti SC" w:hAnsi="Songti SC" w:eastAsia="Songti SC" w:cs="Songti SC"/>
                 <w:b/>
                 <w:sz w:val="18"/>
               </w:rPr>
@@ -2158,7 +2487,7 @@
             <w:r/>
             <w:r>
               <w:rPr>
-                <w:rFonts w:ascii="FangSong_GB2312" w:hAnsi="FangSong_GB2312" w:eastAsia="FangSong_GB2312" w:cs="FangSong_GB2312"/>
+                <w:rFonts w:ascii="Songti SC" w:hAnsi="Songti SC" w:eastAsia="Songti SC" w:cs="Songti SC"/>
                 <w:b/>
                 <w:sz w:val="18"/>
               </w:rPr>
@@ -2185,7 +2514,7 @@
             <w:r/>
             <w:r>
               <w:rPr>
-                <w:rFonts w:ascii="FangSong_GB2312" w:hAnsi="FangSong_GB2312" w:eastAsia="FangSong_GB2312" w:cs="FangSong_GB2312"/>
+                <w:rFonts w:ascii="Songti SC" w:hAnsi="Songti SC" w:eastAsia="Songti SC" w:cs="Songti SC"/>
                 <w:b/>
                 <w:sz w:val="18"/>
               </w:rPr>
@@ -2212,7 +2541,7 @@
             <w:r/>
             <w:r>
               <w:rPr>
-                <w:rFonts w:ascii="FangSong_GB2312" w:hAnsi="FangSong_GB2312" w:eastAsia="FangSong_GB2312" w:cs="FangSong_GB2312"/>
+                <w:rFonts w:ascii="Songti SC" w:hAnsi="Songti SC" w:eastAsia="Songti SC" w:cs="Songti SC"/>
                 <w:b/>
                 <w:sz w:val="18"/>
               </w:rPr>
@@ -2240,11 +2569,11 @@
             <w:r/>
             <w:r>
               <w:rPr>
-                <w:rFonts w:ascii="FangSong_GB2312" w:hAnsi="FangSong_GB2312" w:eastAsia="FangSong_GB2312" w:cs="FangSong_GB2312"/>
+                <w:rFonts w:ascii="Songti SC" w:hAnsi="Songti SC" w:eastAsia="Songti SC" w:cs="Songti SC"/>
                 <w:b w:val="0"/>
                 <w:sz w:val="18"/>
               </w:rPr>
-              <w:t>690T part 未安装</w:t>
+              <w:t>工具 profile 漂移</w:t>
             </w:r>
           </w:p>
         </w:tc>
@@ -2266,11 +2595,11 @@
             <w:r/>
             <w:r>
               <w:rPr>
-                <w:rFonts w:ascii="FangSong_GB2312" w:hAnsi="FangSong_GB2312" w:eastAsia="FangSong_GB2312" w:cs="FangSong_GB2312"/>
+                <w:rFonts w:ascii="Songti SC" w:hAnsi="Songti SC" w:eastAsia="Songti SC" w:cs="Songti SC"/>
                 <w:b w:val="0"/>
                 <w:sz w:val="18"/>
               </w:rPr>
-              <w:t>高/高</w:t>
+              <w:t>低/高</w:t>
             </w:r>
           </w:p>
         </w:tc>
@@ -2292,28 +2621,11 @@
             <w:r/>
             <w:r>
               <w:rPr>
-                <w:rFonts w:ascii="FangSong_GB2312" w:hAnsi="FangSong_GB2312" w:eastAsia="FangSong_GB2312" w:cs="FangSong_GB2312"/>
+                <w:rFonts w:ascii="Songti SC" w:hAnsi="Songti SC" w:eastAsia="Songti SC" w:cs="Songti SC"/>
                 <w:b w:val="0"/>
                 <w:sz w:val="18"/>
               </w:rPr>
-              <w:t xml:space="preserve">运行 </w:t>
-            </w:r>
-            <w:r>
-              <w:rPr>
-                <w:rFonts w:ascii="Courier New" w:hAnsi="Courier New" w:eastAsia="Courier New" w:cs="Courier New"/>
-                <w:b w:val="0"/>
-                <w:color w:val="1F3A5F"/>
-                <w:sz w:val="17"/>
-              </w:rPr>
-              <w:t>get_parts</w:t>
-            </w:r>
-            <w:r>
-              <w:rPr>
-                <w:rFonts w:ascii="FangSong_GB2312" w:hAnsi="FangSong_GB2312" w:eastAsia="FangSong_GB2312" w:cs="FangSong_GB2312"/>
-                <w:b w:val="0"/>
-                <w:sz w:val="18"/>
-              </w:rPr>
-              <w:t xml:space="preserve"> 并冻结 profile</w:t>
+              <w:t>冻结精确 part/profile/输入哈希</w:t>
             </w:r>
           </w:p>
         </w:tc>
@@ -2335,11 +2647,11 @@
             <w:r/>
             <w:r>
               <w:rPr>
-                <w:rFonts w:ascii="FangSong_GB2312" w:hAnsi="FangSong_GB2312" w:eastAsia="FangSong_GB2312" w:cs="FangSong_GB2312"/>
+                <w:rFonts w:ascii="Songti SC" w:hAnsi="Songti SC" w:eastAsia="Songti SC" w:cs="Songti SC"/>
                 <w:b w:val="0"/>
                 <w:sz w:val="18"/>
               </w:rPr>
-              <w:t>安装支持该 part 的 Vivado 版本/器件库</w:t>
+              <w:t>重新 query/validate/implement</w:t>
             </w:r>
           </w:p>
         </w:tc>
@@ -2363,11 +2675,11 @@
             <w:r/>
             <w:r>
               <w:rPr>
-                <w:rFonts w:ascii="FangSong_GB2312" w:hAnsi="FangSong_GB2312" w:eastAsia="FangSong_GB2312" w:cs="FangSong_GB2312"/>
+                <w:rFonts w:ascii="Songti SC" w:hAnsi="Songti SC" w:eastAsia="Songti SC" w:cs="Songti SC"/>
                 <w:b w:val="0"/>
                 <w:sz w:val="18"/>
               </w:rPr>
-              <w:t>板卡资料不明</w:t>
+              <w:t>实物板卡修订与入库 Rev 1.0 不一致</w:t>
             </w:r>
           </w:p>
         </w:tc>
@@ -2389,11 +2701,11 @@
             <w:r/>
             <w:r>
               <w:rPr>
-                <w:rFonts w:ascii="FangSong_GB2312" w:hAnsi="FangSong_GB2312" w:eastAsia="FangSong_GB2312" w:cs="FangSong_GB2312"/>
+                <w:rFonts w:ascii="Songti SC" w:hAnsi="Songti SC" w:eastAsia="Songti SC" w:cs="Songti SC"/>
                 <w:b w:val="0"/>
                 <w:sz w:val="18"/>
               </w:rPr>
-              <w:t>高/高</w:t>
+              <w:t>中/高</w:t>
             </w:r>
           </w:p>
         </w:tc>
@@ -2415,11 +2727,11 @@
             <w:r/>
             <w:r>
               <w:rPr>
-                <w:rFonts w:ascii="FangSong_GB2312" w:hAnsi="FangSong_GB2312" w:eastAsia="FangSong_GB2312" w:cs="FangSong_GB2312"/>
+                <w:rFonts w:ascii="Songti SC" w:hAnsi="Songti SC" w:eastAsia="Songti SC" w:cs="Songti SC"/>
                 <w:b w:val="0"/>
                 <w:sz w:val="18"/>
               </w:rPr>
-              <w:t>由硬件责任人提供权威材料</w:t>
+              <w:t>硬件责任人核对 PCB 标识和受控资料</w:t>
             </w:r>
           </w:p>
         </w:tc>
@@ -2441,11 +2753,11 @@
             <w:r/>
             <w:r>
               <w:rPr>
-                <w:rFonts w:ascii="FangSong_GB2312" w:hAnsi="FangSong_GB2312" w:eastAsia="FangSong_GB2312" w:cs="FangSong_GB2312"/>
+                <w:rFonts w:ascii="Songti SC" w:hAnsi="Songti SC" w:eastAsia="Songti SC" w:cs="Songti SC"/>
                 <w:b w:val="0"/>
                 <w:sz w:val="18"/>
               </w:rPr>
-              <w:t>保持 XDC/bitstream/板测阻塞</w:t>
+              <w:t>保持 bitstream/板测阻塞并对应修订重做约束复核</w:t>
             </w:r>
           </w:p>
         </w:tc>
@@ -2469,7 +2781,7 @@
             <w:r/>
             <w:r>
               <w:rPr>
-                <w:rFonts w:ascii="FangSong_GB2312" w:hAnsi="FangSong_GB2312" w:eastAsia="FangSong_GB2312" w:cs="FangSong_GB2312"/>
+                <w:rFonts w:ascii="Songti SC" w:hAnsi="Songti SC" w:eastAsia="Songti SC" w:cs="Songti SC"/>
                 <w:b w:val="0"/>
                 <w:sz w:val="18"/>
               </w:rPr>
@@ -2495,11 +2807,11 @@
             <w:r/>
             <w:r>
               <w:rPr>
-                <w:rFonts w:ascii="FangSong_GB2312" w:hAnsi="FangSong_GB2312" w:eastAsia="FangSong_GB2312" w:cs="FangSong_GB2312"/>
+                <w:rFonts w:ascii="Songti SC" w:hAnsi="Songti SC" w:eastAsia="Songti SC" w:cs="Songti SC"/>
                 <w:b w:val="0"/>
                 <w:sz w:val="18"/>
               </w:rPr>
-              <w:t>中/中</w:t>
+              <w:t>低/中</w:t>
             </w:r>
           </w:p>
         </w:tc>
@@ -2521,11 +2833,11 @@
             <w:r/>
             <w:r>
               <w:rPr>
-                <w:rFonts w:ascii="FangSong_GB2312" w:hAnsi="FangSong_GB2312" w:eastAsia="FangSong_GB2312" w:cs="FangSong_GB2312"/>
+                <w:rFonts w:ascii="Songti SC" w:hAnsi="Songti SC" w:eastAsia="Songti SC" w:cs="Songti SC"/>
                 <w:b w:val="0"/>
                 <w:sz w:val="18"/>
               </w:rPr>
-              <w:t>重算分频误差并全量回归</w:t>
+              <w:t>参数化判据与全量回归</w:t>
             </w:r>
           </w:p>
         </w:tc>
@@ -2547,7 +2859,7 @@
             <w:r/>
             <w:r>
               <w:rPr>
-                <w:rFonts w:ascii="FangSong_GB2312" w:hAnsi="FangSong_GB2312" w:eastAsia="FangSong_GB2312" w:cs="FangSong_GB2312"/>
+                <w:rFonts w:ascii="Songti SC" w:hAnsi="Songti SC" w:eastAsia="Songti SC" w:cs="Songti SC"/>
                 <w:b w:val="0"/>
                 <w:sz w:val="18"/>
               </w:rPr>
@@ -2575,7 +2887,7 @@
             <w:r/>
             <w:r>
               <w:rPr>
-                <w:rFonts w:ascii="FangSong_GB2312" w:hAnsi="FangSong_GB2312" w:eastAsia="FangSong_GB2312" w:cs="FangSong_GB2312"/>
+                <w:rFonts w:ascii="Songti SC" w:hAnsi="Songti SC" w:eastAsia="Songti SC" w:cs="Songti SC"/>
                 <w:b w:val="0"/>
                 <w:sz w:val="18"/>
               </w:rPr>
@@ -2601,7 +2913,7 @@
             <w:r/>
             <w:r>
               <w:rPr>
-                <w:rFonts w:ascii="FangSong_GB2312" w:hAnsi="FangSong_GB2312" w:eastAsia="FangSong_GB2312" w:cs="FangSong_GB2312"/>
+                <w:rFonts w:ascii="Songti SC" w:hAnsi="Songti SC" w:eastAsia="Songti SC" w:cs="Songti SC"/>
                 <w:b w:val="0"/>
                 <w:sz w:val="18"/>
               </w:rPr>
@@ -2627,7 +2939,7 @@
             <w:r/>
             <w:r>
               <w:rPr>
-                <w:rFonts w:ascii="FangSong_GB2312" w:hAnsi="FangSong_GB2312" w:eastAsia="FangSong_GB2312" w:cs="FangSong_GB2312"/>
+                <w:rFonts w:ascii="Songti SC" w:hAnsi="Songti SC" w:eastAsia="Songti SC" w:cs="Songti SC"/>
                 <w:b w:val="0"/>
                 <w:sz w:val="18"/>
               </w:rPr>
@@ -2653,7 +2965,7 @@
             <w:r/>
             <w:r>
               <w:rPr>
-                <w:rFonts w:ascii="FangSong_GB2312" w:hAnsi="FangSong_GB2312" w:eastAsia="FangSong_GB2312" w:cs="FangSong_GB2312"/>
+                <w:rFonts w:ascii="Songti SC" w:hAnsi="Songti SC" w:eastAsia="Songti SC" w:cs="Songti SC"/>
                 <w:b w:val="0"/>
                 <w:sz w:val="18"/>
               </w:rPr>
@@ -2682,7 +2994,7 @@
       </w:pPr>
       <w:r>
         <w:rPr>
-          <w:rFonts w:ascii="FangSong_GB2312" w:hAnsi="FangSong_GB2312" w:eastAsia="FangSong_GB2312" w:cs="FangSong_GB2312"/>
+          <w:rFonts w:ascii="Songti SC" w:hAnsi="Songti SC" w:eastAsia="Songti SC" w:cs="Songti SC"/>
           <w:b w:val="0"/>
           <w:sz w:val="22"/>
         </w:rPr>
@@ -2710,7 +3022,7 @@
     </w:pPr>
     <w:r>
       <w:rPr>
-        <w:rFonts w:ascii="FangSong_GB2312" w:hAnsi="FangSong_GB2312" w:eastAsia="FangSong_GB2312" w:cs="FangSong_GB2312"/>
+        <w:rFonts w:ascii="Songti SC" w:hAnsi="Songti SC" w:eastAsia="Songti SC" w:cs="Songti SC"/>
         <w:color w:val="666666"/>
         <w:sz w:val="18"/>
       </w:rPr>
@@ -2721,7 +3033,7 @@
     </w:r>
     <w:r>
       <w:rPr>
-        <w:rFonts w:ascii="FangSong_GB2312" w:hAnsi="FangSong_GB2312" w:eastAsia="FangSong_GB2312" w:cs="FangSong_GB2312"/>
+        <w:rFonts w:ascii="Songti SC" w:hAnsi="Songti SC" w:eastAsia="Songti SC" w:cs="Songti SC"/>
         <w:color w:val="666666"/>
         <w:sz w:val="18"/>
       </w:rPr>
@@ -2740,7 +3052,7 @@
     </w:pPr>
     <w:r>
       <w:rPr>
-        <w:rFonts w:ascii="FangSong_GB2312" w:hAnsi="FangSong_GB2312" w:eastAsia="FangSong_GB2312" w:cs="FangSong_GB2312"/>
+        <w:rFonts w:ascii="Songti SC" w:hAnsi="Songti SC" w:eastAsia="Songti SC" w:cs="Songti SC"/>
         <w:color w:val="666666"/>
         <w:sz w:val="17"/>
       </w:rPr>
@@ -3155,7 +3467,7 @@
       <w:spacing w:before="0" w:after="120" w:line="300" w:lineRule="auto"/>
     </w:pPr>
     <w:rPr>
-      <w:rFonts w:ascii="FangSong_GB2312" w:hAnsi="FangSong_GB2312" w:eastAsia="FangSong_GB2312" w:cs="FangSong_GB2312"/>
+      <w:rFonts w:ascii="Songti SC" w:hAnsi="Songti SC" w:eastAsia="Songti SC" w:cs="Songti SC"/>
       <w:sz w:val="22"/>
     </w:rPr>
   </w:style>
@@ -3218,7 +3530,7 @@
       <w:outlineLvl w:val="0"/>
     </w:pPr>
     <w:rPr>
-      <w:rFonts w:asciiTheme="majorHAnsi" w:eastAsiaTheme="majorEastAsia" w:hAnsiTheme="majorHAnsi" w:cstheme="majorBidi" w:ascii="FangSong_GB2312" w:hAnsi="FangSong_GB2312" w:eastAsia="FangSong_GB2312" w:cs="FangSong_GB2312"/>
+      <w:rFonts w:asciiTheme="majorHAnsi" w:eastAsiaTheme="majorEastAsia" w:hAnsiTheme="majorHAnsi" w:cstheme="majorBidi" w:ascii="Songti SC" w:hAnsi="Songti SC" w:eastAsia="Songti SC" w:cs="Songti SC"/>
       <w:b/>
       <w:bCs/>
       <w:color w:val="2E74B5"/>
@@ -3242,7 +3554,7 @@
       <w:outlineLvl w:val="1"/>
     </w:pPr>
     <w:rPr>
-      <w:rFonts w:asciiTheme="majorHAnsi" w:eastAsiaTheme="majorEastAsia" w:hAnsiTheme="majorHAnsi" w:cstheme="majorBidi" w:ascii="FangSong_GB2312" w:hAnsi="FangSong_GB2312" w:eastAsia="FangSong_GB2312" w:cs="FangSong_GB2312"/>
+      <w:rFonts w:asciiTheme="majorHAnsi" w:eastAsiaTheme="majorEastAsia" w:hAnsiTheme="majorHAnsi" w:cstheme="majorBidi" w:ascii="Songti SC" w:hAnsi="Songti SC" w:eastAsia="Songti SC" w:cs="Songti SC"/>
       <w:b/>
       <w:bCs/>
       <w:color w:val="2E74B5"/>
@@ -3266,7 +3578,7 @@
       <w:outlineLvl w:val="2"/>
     </w:pPr>
     <w:rPr>
-      <w:rFonts w:asciiTheme="majorHAnsi" w:eastAsiaTheme="majorEastAsia" w:hAnsiTheme="majorHAnsi" w:cstheme="majorBidi" w:ascii="FangSong_GB2312" w:hAnsi="FangSong_GB2312" w:eastAsia="FangSong_GB2312" w:cs="FangSong_GB2312"/>
+      <w:rFonts w:asciiTheme="majorHAnsi" w:eastAsiaTheme="majorEastAsia" w:hAnsiTheme="majorHAnsi" w:cstheme="majorBidi" w:ascii="Songti SC" w:hAnsi="Songti SC" w:eastAsia="Songti SC" w:cs="Songti SC"/>
       <w:b/>
       <w:bCs/>
       <w:color w:val="1F4D78"/>
@@ -3510,7 +3822,7 @@
       <w:jc w:val="center"/>
     </w:pPr>
     <w:rPr>
-      <w:rFonts w:asciiTheme="majorHAnsi" w:eastAsiaTheme="majorEastAsia" w:hAnsiTheme="majorHAnsi" w:cstheme="majorBidi" w:ascii="FangSong_GB2312" w:hAnsi="FangSong_GB2312" w:eastAsia="FangSong_GB2312" w:cs="FangSong_GB2312"/>
+      <w:rFonts w:asciiTheme="majorHAnsi" w:eastAsiaTheme="majorEastAsia" w:hAnsiTheme="majorHAnsi" w:cstheme="majorBidi" w:ascii="Songti SC" w:hAnsi="Songti SC" w:eastAsia="Songti SC" w:cs="Songti SC"/>
       <w:b w:val="0"/>
       <w:color w:val="000000"/>
       <w:spacing w:val="5"/>
@@ -3694,7 +4006,7 @@
       <w:contextualSpacing/>
     </w:pPr>
     <w:rPr>
-      <w:rFonts w:ascii="FangSong_GB2312" w:hAnsi="FangSong_GB2312" w:eastAsia="FangSong_GB2312" w:cs="FangSong_GB2312"/>
+      <w:rFonts w:ascii="Songti SC" w:hAnsi="Songti SC" w:eastAsia="Songti SC" w:cs="Songti SC"/>
       <w:sz w:val="22"/>
     </w:rPr>
   </w:style>
@@ -3739,7 +4051,7 @@
       <w:contextualSpacing/>
     </w:pPr>
     <w:rPr>
-      <w:rFonts w:ascii="FangSong_GB2312" w:hAnsi="FangSong_GB2312" w:eastAsia="FangSong_GB2312" w:cs="FangSong_GB2312"/>
+      <w:rFonts w:ascii="Songti SC" w:hAnsi="Songti SC" w:eastAsia="Songti SC" w:cs="Songti SC"/>
       <w:sz w:val="22"/>
     </w:rPr>
   </w:style>
